--- a/Requisitos/CSU07 - Manter Cardápio.docx
+++ b/Requisitos/CSU07 - Manter Cardápio.docx
@@ -1,6 +1,6 @@
 
 <file path=word/document.xml><?xml version="1.0" encoding="utf-8"?>
-<w:document xmlns:wpc="http://schemas.microsoft.com/office/word/2010/wordprocessingCanvas" xmlns:cx="http://schemas.microsoft.com/office/drawing/2014/chartex" xmlns:cx1="http://schemas.microsoft.com/office/drawing/2015/9/8/chartex" xmlns:cx2="http://schemas.microsoft.com/office/drawing/2015/10/21/chartex" xmlns:cx3="http://schemas.microsoft.com/office/drawing/2016/5/9/chartex" xmlns:cx4="http://schemas.microsoft.com/office/drawing/2016/5/10/chartex" xmlns:cx5="http://schemas.microsoft.com/office/drawing/2016/5/11/chartex" xmlns:cx6="http://schemas.microsoft.com/office/drawing/2016/5/12/chartex" xmlns:cx7="http://schemas.microsoft.com/office/drawing/2016/5/13/chartex" xmlns:cx8="http://schemas.microsoft.com/office/drawing/2016/5/14/chartex" xmlns:mc="http://schemas.openxmlformats.org/markup-compatibility/2006" xmlns:aink="http://schemas.microsoft.com/office/drawing/2016/ink" xmlns:am3d="http://schemas.microsoft.com/office/drawing/2017/model3d" xmlns:o="urn:schemas-microsoft-com:office:office" xmlns:r="http://schemas.openxmlformats.org/officeDocument/2006/relationships" xmlns:m="http://schemas.openxmlformats.org/officeDocument/2006/math" xmlns:v="urn:schemas-microsoft-com:vml" xmlns:wp14="http://schemas.microsoft.com/office/word/2010/wordprocessingDrawing" xmlns:wp="http://schemas.openxmlformats.org/drawingml/2006/wordprocessingDrawing" xmlns:w10="urn:schemas-microsoft-com:office:word" xmlns:w="http://schemas.openxmlformats.org/wordprocessingml/2006/main" xmlns:w14="http://schemas.microsoft.com/office/word/2010/wordml" xmlns:w15="http://schemas.microsoft.com/office/word/2012/wordml" xmlns:w16cex="http://schemas.microsoft.com/office/word/2018/wordml/cex" xmlns:w16cid="http://schemas.microsoft.com/office/word/2016/wordml/cid" xmlns:w16="http://schemas.microsoft.com/office/word/2018/wordml" xmlns:w16se="http://schemas.microsoft.com/office/word/2015/wordml/symex" xmlns:wpg="http://schemas.microsoft.com/office/word/2010/wordprocessingGroup" xmlns:wpi="http://schemas.microsoft.com/office/word/2010/wordprocessingInk" xmlns:wne="http://schemas.microsoft.com/office/word/2006/wordml" xmlns:wps="http://schemas.microsoft.com/office/word/2010/wordprocessingShape" mc:Ignorable="w14 w15 w16se w16cid w16 w16cex wp14">
+<w:document xmlns:wpc="http://schemas.microsoft.com/office/word/2010/wordprocessingCanvas" xmlns:cx="http://schemas.microsoft.com/office/drawing/2014/chartex" xmlns:cx1="http://schemas.microsoft.com/office/drawing/2015/9/8/chartex" xmlns:cx2="http://schemas.microsoft.com/office/drawing/2015/10/21/chartex" xmlns:cx3="http://schemas.microsoft.com/office/drawing/2016/5/9/chartex" xmlns:cx4="http://schemas.microsoft.com/office/drawing/2016/5/10/chartex" xmlns:cx5="http://schemas.microsoft.com/office/drawing/2016/5/11/chartex" xmlns:cx6="http://schemas.microsoft.com/office/drawing/2016/5/12/chartex" xmlns:cx7="http://schemas.microsoft.com/office/drawing/2016/5/13/chartex" xmlns:cx8="http://schemas.microsoft.com/office/drawing/2016/5/14/chartex" xmlns:mc="http://schemas.openxmlformats.org/markup-compatibility/2006" xmlns:aink="http://schemas.microsoft.com/office/drawing/2016/ink" xmlns:am3d="http://schemas.microsoft.com/office/drawing/2017/model3d" xmlns:o="urn:schemas-microsoft-com:office:office" xmlns:oel="http://schemas.microsoft.com/office/2019/extlst" xmlns:r="http://schemas.openxmlformats.org/officeDocument/2006/relationships" xmlns:m="http://schemas.openxmlformats.org/officeDocument/2006/math" xmlns:v="urn:schemas-microsoft-com:vml" xmlns:wp14="http://schemas.microsoft.com/office/word/2010/wordprocessingDrawing" xmlns:wp="http://schemas.openxmlformats.org/drawingml/2006/wordprocessingDrawing" xmlns:w10="urn:schemas-microsoft-com:office:word" xmlns:w="http://schemas.openxmlformats.org/wordprocessingml/2006/main" xmlns:w14="http://schemas.microsoft.com/office/word/2010/wordml" xmlns:w15="http://schemas.microsoft.com/office/word/2012/wordml" xmlns:w16cex="http://schemas.microsoft.com/office/word/2018/wordml/cex" xmlns:w16cid="http://schemas.microsoft.com/office/word/2016/wordml/cid" xmlns:w16="http://schemas.microsoft.com/office/word/2018/wordml" xmlns:w16du="http://schemas.microsoft.com/office/word/2023/wordml/word16du" xmlns:w16sdtdh="http://schemas.microsoft.com/office/word/2020/wordml/sdtdatahash" xmlns:w16sdtfl="http://schemas.microsoft.com/office/word/2024/wordml/sdtformatlock" xmlns:w16se="http://schemas.microsoft.com/office/word/2015/wordml/symex" xmlns:wpg="http://schemas.microsoft.com/office/word/2010/wordprocessingGroup" xmlns:wpi="http://schemas.microsoft.com/office/word/2010/wordprocessingInk" xmlns:wne="http://schemas.microsoft.com/office/word/2006/wordml" xmlns:wps="http://schemas.microsoft.com/office/word/2010/wordprocessingShape" mc:Ignorable="w14 w15 w16se w16cid w16 w16cex w16sdtdh w16sdtfl w16du wp14">
   <w:body>
     <w:p>
       <w:pPr>
@@ -18,25 +18,7 @@
           <w:sz w:val="36"/>
           <w:szCs w:val="36"/>
         </w:rPr>
-        <w:t>CSU</w:t>
-      </w:r>
-      <w:r>
-        <w:rPr>
-          <w:b/>
-          <w:color w:val="FF0000"/>
-          <w:sz w:val="36"/>
-          <w:szCs w:val="36"/>
-        </w:rPr>
-        <w:t>07</w:t>
-      </w:r>
-      <w:r>
-        <w:rPr>
-          <w:b/>
-          <w:color w:val="FF0000"/>
-          <w:sz w:val="36"/>
-          <w:szCs w:val="36"/>
-        </w:rPr>
-        <w:t xml:space="preserve">: </w:t>
+        <w:t xml:space="preserve">CSU07: </w:t>
       </w:r>
       <w:r>
         <w:rPr>
@@ -96,7 +78,6 @@
               <w:bottom w:val="single" w:sz="4" w:space="0" w:color="000000"/>
               <w:right w:val="single" w:sz="4" w:space="0" w:color="000000"/>
             </w:tcBorders>
-            <w:shd w:val="clear" w:color="auto" w:fill="auto"/>
           </w:tcPr>
           <w:p>
             <w:r>
@@ -118,7 +99,6 @@
               <w:bottom w:val="single" w:sz="4" w:space="0" w:color="000000"/>
               <w:right w:val="single" w:sz="4" w:space="0" w:color="000000"/>
             </w:tcBorders>
-            <w:shd w:val="clear" w:color="auto" w:fill="auto"/>
           </w:tcPr>
           <w:p>
             <w:pPr>
@@ -132,22 +112,10 @@
               <w:rPr>
                 <w:b w:val="0"/>
               </w:rPr>
-              <w:t>70</w:t>
-            </w:r>
-            <w:r>
-              <w:rPr>
-                <w:b w:val="0"/>
-              </w:rPr>
-              <w:t xml:space="preserve"> (</w:t>
-            </w:r>
-            <w:r>
-              <w:t xml:space="preserve">Risco Baixo e Prioridade </w:t>
-            </w:r>
-            <w:r>
-              <w:t>Alta</w:t>
-            </w:r>
-            <w:r>
-              <w:t>)</w:t>
+              <w:t>70 (</w:t>
+            </w:r>
+            <w:r>
+              <w:t>Risco Baixo e Prioridade Alta)</w:t>
             </w:r>
           </w:p>
         </w:tc>
@@ -162,7 +130,6 @@
               <w:bottom w:val="single" w:sz="4" w:space="0" w:color="000000"/>
               <w:right w:val="single" w:sz="4" w:space="0" w:color="000000"/>
             </w:tcBorders>
-            <w:shd w:val="clear" w:color="auto" w:fill="auto"/>
           </w:tcPr>
           <w:p>
             <w:r>
@@ -184,64 +151,14 @@
               <w:bottom w:val="single" w:sz="4" w:space="0" w:color="000000"/>
               <w:right w:val="single" w:sz="4" w:space="0" w:color="000000"/>
             </w:tcBorders>
-            <w:shd w:val="clear" w:color="auto" w:fill="auto"/>
-          </w:tcPr>
-          <w:p>
-            <w:r>
-              <w:rPr>
-                <w:sz w:val="28"/>
-                <w:szCs w:val="28"/>
-              </w:rPr>
-              <w:t xml:space="preserve">O </w:t>
-            </w:r>
-            <w:r>
-              <w:rPr>
-                <w:sz w:val="28"/>
-                <w:szCs w:val="28"/>
-              </w:rPr>
-              <w:t>Gerente</w:t>
-            </w:r>
-            <w:r>
-              <w:rPr>
-                <w:sz w:val="28"/>
-                <w:szCs w:val="28"/>
-              </w:rPr>
-              <w:t xml:space="preserve"> precisa </w:t>
-            </w:r>
-            <w:r>
-              <w:rPr>
-                <w:sz w:val="28"/>
-                <w:szCs w:val="28"/>
-              </w:rPr>
-              <w:t>adicionar</w:t>
-            </w:r>
-            <w:r>
-              <w:rPr>
-                <w:sz w:val="28"/>
-                <w:szCs w:val="28"/>
-              </w:rPr>
-              <w:t>,</w:t>
-            </w:r>
-            <w:r>
-              <w:rPr>
-                <w:sz w:val="28"/>
-                <w:szCs w:val="28"/>
-              </w:rPr>
-              <w:t xml:space="preserve"> buscar , editar, mudar status e remover </w:t>
-            </w:r>
-            <w:r>
-              <w:rPr>
-                <w:sz w:val="28"/>
-                <w:szCs w:val="28"/>
-              </w:rPr>
-              <w:t xml:space="preserve">os </w:t>
-            </w:r>
-            <w:r>
-              <w:rPr>
-                <w:sz w:val="28"/>
-                <w:szCs w:val="28"/>
-              </w:rPr>
-              <w:t>itens do cardápio</w:t>
+          </w:tcPr>
+          <w:p>
+            <w:r>
+              <w:rPr>
+                <w:sz w:val="28"/>
+                <w:szCs w:val="28"/>
+              </w:rPr>
+              <w:t>O Gerente precisa adicionar, buscar , editar, mudar status e remover os itens do cardápio</w:t>
             </w:r>
           </w:p>
         </w:tc>
@@ -256,7 +173,6 @@
               <w:bottom w:val="single" w:sz="4" w:space="0" w:color="000000"/>
               <w:right w:val="single" w:sz="4" w:space="0" w:color="000000"/>
             </w:tcBorders>
-            <w:shd w:val="clear" w:color="auto" w:fill="auto"/>
           </w:tcPr>
           <w:p>
             <w:r>
@@ -278,7 +194,6 @@
               <w:bottom w:val="single" w:sz="4" w:space="0" w:color="000000"/>
               <w:right w:val="single" w:sz="4" w:space="0" w:color="000000"/>
             </w:tcBorders>
-            <w:shd w:val="clear" w:color="auto" w:fill="auto"/>
           </w:tcPr>
           <w:p>
             <w:r>
@@ -301,7 +216,6 @@
               <w:bottom w:val="single" w:sz="4" w:space="0" w:color="000000"/>
               <w:right w:val="single" w:sz="4" w:space="0" w:color="000000"/>
             </w:tcBorders>
-            <w:shd w:val="clear" w:color="auto" w:fill="auto"/>
           </w:tcPr>
           <w:p>
             <w:r>
@@ -323,7 +237,6 @@
               <w:bottom w:val="single" w:sz="4" w:space="0" w:color="000000"/>
               <w:right w:val="single" w:sz="4" w:space="0" w:color="000000"/>
             </w:tcBorders>
-            <w:shd w:val="clear" w:color="auto" w:fill="auto"/>
           </w:tcPr>
           <w:p>
             <w:r>
@@ -346,7 +259,6 @@
               <w:bottom w:val="single" w:sz="4" w:space="0" w:color="000000"/>
               <w:right w:val="single" w:sz="4" w:space="0" w:color="000000"/>
             </w:tcBorders>
-            <w:shd w:val="clear" w:color="auto" w:fill="auto"/>
           </w:tcPr>
           <w:p>
             <w:r>
@@ -368,7 +280,6 @@
               <w:bottom w:val="single" w:sz="4" w:space="0" w:color="000000"/>
               <w:right w:val="single" w:sz="4" w:space="0" w:color="000000"/>
             </w:tcBorders>
-            <w:shd w:val="clear" w:color="auto" w:fill="auto"/>
           </w:tcPr>
           <w:p>
             <w:r>
@@ -406,7 +317,6 @@
               <w:bottom w:val="single" w:sz="4" w:space="0" w:color="000000"/>
               <w:right w:val="single" w:sz="4" w:space="0" w:color="000000"/>
             </w:tcBorders>
-            <w:shd w:val="clear" w:color="auto" w:fill="auto"/>
           </w:tcPr>
           <w:p>
             <w:r>
@@ -428,7 +338,6 @@
               <w:bottom w:val="single" w:sz="4" w:space="0" w:color="000000"/>
               <w:right w:val="single" w:sz="4" w:space="0" w:color="000000"/>
             </w:tcBorders>
-            <w:shd w:val="clear" w:color="auto" w:fill="auto"/>
           </w:tcPr>
           <w:p>
             <w:r>
@@ -456,7 +365,6 @@
               <w:bottom w:val="single" w:sz="4" w:space="0" w:color="000000"/>
               <w:right w:val="single" w:sz="4" w:space="0" w:color="000000"/>
             </w:tcBorders>
-            <w:shd w:val="clear" w:color="auto" w:fill="auto"/>
           </w:tcPr>
           <w:p>
             <w:pPr>
@@ -489,7 +397,6 @@
               <w:bottom w:val="single" w:sz="4" w:space="0" w:color="000000"/>
               <w:right w:val="single" w:sz="4" w:space="0" w:color="000000"/>
             </w:tcBorders>
-            <w:shd w:val="clear" w:color="auto" w:fill="auto"/>
           </w:tcPr>
           <w:p>
             <w:pPr>
@@ -507,36 +414,78 @@
                 <w:sz w:val="28"/>
                 <w:szCs w:val="28"/>
               </w:rPr>
-              <w:t xml:space="preserve">Ator seleciona a opção do sistema Menu &gt; </w:t>
-            </w:r>
-            <w:r>
-              <w:rPr>
-                <w:sz w:val="28"/>
-                <w:szCs w:val="28"/>
-              </w:rPr>
-              <w:t>“Gestor de Cardápio”.</w:t>
-            </w:r>
-          </w:p>
-          <w:p>
-            <w:pPr>
-              <w:rPr>
-                <w:sz w:val="28"/>
-                <w:szCs w:val="28"/>
-              </w:rPr>
-            </w:pPr>
-            <w:r>
-              <w:rPr>
-                <w:sz w:val="28"/>
-                <w:szCs w:val="28"/>
-              </w:rPr>
-              <w:t xml:space="preserve">2. Sistema exibe tela </w:t>
-            </w:r>
-            <w:r>
-              <w:rPr>
-                <w:sz w:val="28"/>
-                <w:szCs w:val="28"/>
-              </w:rPr>
-              <w:t>“Gestor de Cardápio” (</w:t>
+              <w:t>Ator seleciona a opção Menu na tela inicial do restaurante(</w:t>
+            </w:r>
+            <w:r>
+              <w:rPr>
+                <w:color w:val="EE0000"/>
+                <w:sz w:val="28"/>
+                <w:szCs w:val="28"/>
+              </w:rPr>
+              <w:t>Tela_W1</w:t>
+            </w:r>
+            <w:r>
+              <w:rPr>
+                <w:sz w:val="28"/>
+                <w:szCs w:val="28"/>
+              </w:rPr>
+              <w:t>)</w:t>
+            </w:r>
+          </w:p>
+          <w:p>
+            <w:pPr>
+              <w:numPr>
+                <w:ilvl w:val="0"/>
+                <w:numId w:val="5"/>
+              </w:numPr>
+              <w:rPr>
+                <w:sz w:val="28"/>
+                <w:szCs w:val="28"/>
+              </w:rPr>
+            </w:pPr>
+            <w:r>
+              <w:rPr>
+                <w:sz w:val="28"/>
+                <w:szCs w:val="28"/>
+              </w:rPr>
+              <w:t>Sistema exibe a tela(</w:t>
+            </w:r>
+            <w:r>
+              <w:rPr>
+                <w:color w:val="EE0000"/>
+                <w:sz w:val="28"/>
+                <w:szCs w:val="28"/>
+              </w:rPr>
+              <w:t xml:space="preserve">Tela_W2) </w:t>
+            </w:r>
+            <w:r>
+              <w:rPr>
+                <w:sz w:val="28"/>
+                <w:szCs w:val="28"/>
+              </w:rPr>
+              <w:t>e o ator seleciona</w:t>
+            </w:r>
+            <w:r>
+              <w:rPr>
+                <w:sz w:val="28"/>
+                <w:szCs w:val="28"/>
+              </w:rPr>
+              <w:t xml:space="preserve"> Menu &gt; “Gestor de Cardápio”.</w:t>
+            </w:r>
+          </w:p>
+          <w:p>
+            <w:pPr>
+              <w:rPr>
+                <w:sz w:val="28"/>
+                <w:szCs w:val="28"/>
+              </w:rPr>
+            </w:pPr>
+            <w:r>
+              <w:rPr>
+                <w:sz w:val="28"/>
+                <w:szCs w:val="28"/>
+              </w:rPr>
+              <w:t>2. Sistema exibe tela “Gestor de Cardápio” (</w:t>
             </w:r>
             <w:r>
               <w:rPr>
@@ -551,35 +500,7 @@
                 <w:sz w:val="28"/>
                 <w:szCs w:val="28"/>
               </w:rPr>
-              <w:t>)</w:t>
-            </w:r>
-            <w:r>
-              <w:rPr>
-                <w:sz w:val="28"/>
-                <w:szCs w:val="28"/>
-              </w:rPr>
-              <w:t xml:space="preserve"> com </w:t>
-            </w:r>
-            <w:r>
-              <w:rPr>
-                <w:sz w:val="28"/>
-                <w:szCs w:val="28"/>
-              </w:rPr>
-              <w:t xml:space="preserve">as seguintes </w:t>
-            </w:r>
-            <w:r>
-              <w:rPr>
-                <w:sz w:val="28"/>
-                <w:szCs w:val="28"/>
-              </w:rPr>
-              <w:t>opções</w:t>
-            </w:r>
-            <w:r>
-              <w:rPr>
-                <w:sz w:val="28"/>
-                <w:szCs w:val="28"/>
-              </w:rPr>
-              <w:t>:</w:t>
+              <w:t>) com as seguintes opções:</w:t>
             </w:r>
           </w:p>
           <w:p>
@@ -596,28 +517,7 @@
                 <w:sz w:val="28"/>
                 <w:szCs w:val="28"/>
               </w:rPr>
-              <w:t xml:space="preserve">   </w:t>
-            </w:r>
-            <w:r>
-              <w:rPr>
-                <w:sz w:val="28"/>
-                <w:szCs w:val="28"/>
-              </w:rPr>
-              <w:t xml:space="preserve">Caso </w:t>
-            </w:r>
-            <w:r>
-              <w:rPr>
-                <w:sz w:val="28"/>
-                <w:szCs w:val="28"/>
-              </w:rPr>
-              <w:t xml:space="preserve">o botão pressionado </w:t>
-            </w:r>
-            <w:r>
-              <w:rPr>
-                <w:sz w:val="28"/>
-                <w:szCs w:val="28"/>
-              </w:rPr>
-              <w:t>seja:</w:t>
+              <w:t xml:space="preserve">   Caso o botão pressionado seja:</w:t>
             </w:r>
           </w:p>
           <w:p>
@@ -657,15 +557,32 @@
                 <w:sz w:val="28"/>
                 <w:szCs w:val="28"/>
               </w:rPr>
-              <w:t>Ver Seção A</w:t>
-            </w:r>
-            <w:r>
+              <w:t xml:space="preserve">Ver Seção Adicionar Item </w:t>
+            </w:r>
+          </w:p>
+          <w:p>
+            <w:pPr>
+              <w:ind w:left="360"/>
               <w:rPr>
                 <w:color w:val="FF0000"/>
                 <w:sz w:val="28"/>
                 <w:szCs w:val="28"/>
               </w:rPr>
-              <w:t xml:space="preserve">dicionar Item </w:t>
+            </w:pPr>
+            <w:r>
+              <w:rPr>
+                <w:sz w:val="28"/>
+                <w:szCs w:val="28"/>
+              </w:rPr>
+              <w:t xml:space="preserve">b) Buscar Item: </w:t>
+            </w:r>
+            <w:r>
+              <w:rPr>
+                <w:color w:val="FF0000"/>
+                <w:sz w:val="28"/>
+                <w:szCs w:val="28"/>
+              </w:rPr>
+              <w:t>Ver Seção Buscar Item</w:t>
             </w:r>
           </w:p>
           <w:p>
@@ -682,7 +599,30 @@
                 <w:sz w:val="28"/>
                 <w:szCs w:val="28"/>
               </w:rPr>
-              <w:t xml:space="preserve">b) Buscar Item: </w:t>
+              <w:t>c</w:t>
+            </w:r>
+            <w:r>
+              <w:rPr>
+                <w:color w:val="000000"/>
+                <w:sz w:val="28"/>
+                <w:szCs w:val="28"/>
+              </w:rPr>
+              <w:t xml:space="preserve">) </w:t>
+            </w:r>
+            <w:r>
+              <w:rPr>
+                <w:sz w:val="28"/>
+                <w:szCs w:val="28"/>
+              </w:rPr>
+              <w:t xml:space="preserve">Editar </w:t>
+            </w:r>
+            <w:r>
+              <w:rPr>
+                <w:color w:val="000000"/>
+                <w:sz w:val="28"/>
+                <w:szCs w:val="28"/>
+              </w:rPr>
+              <w:t xml:space="preserve">: </w:t>
             </w:r>
             <w:r>
               <w:rPr>
@@ -690,63 +630,7 @@
                 <w:sz w:val="28"/>
                 <w:szCs w:val="28"/>
               </w:rPr>
-              <w:t>Ver Seção Buscar Item</w:t>
-            </w:r>
-          </w:p>
-          <w:p>
-            <w:pPr>
-              <w:ind w:left="360"/>
-              <w:rPr>
-                <w:color w:val="FF0000"/>
-                <w:sz w:val="28"/>
-                <w:szCs w:val="28"/>
-              </w:rPr>
-            </w:pPr>
-            <w:r>
-              <w:rPr>
-                <w:sz w:val="28"/>
-                <w:szCs w:val="28"/>
-              </w:rPr>
-              <w:t>c</w:t>
-            </w:r>
-            <w:r>
-              <w:rPr>
-                <w:color w:val="000000"/>
-                <w:sz w:val="28"/>
-                <w:szCs w:val="28"/>
-              </w:rPr>
-              <w:t xml:space="preserve">) </w:t>
-            </w:r>
-            <w:r>
-              <w:rPr>
-                <w:sz w:val="28"/>
-                <w:szCs w:val="28"/>
-              </w:rPr>
-              <w:t xml:space="preserve">Editar </w:t>
-            </w:r>
-            <w:r>
-              <w:rPr>
-                <w:color w:val="000000"/>
-                <w:sz w:val="28"/>
-                <w:szCs w:val="28"/>
-              </w:rPr>
-              <w:t xml:space="preserve">: </w:t>
-            </w:r>
-            <w:r>
-              <w:rPr>
-                <w:color w:val="FF0000"/>
-                <w:sz w:val="28"/>
-                <w:szCs w:val="28"/>
-              </w:rPr>
-              <w:t xml:space="preserve">Ver Seção </w:t>
-            </w:r>
-            <w:r>
-              <w:rPr>
-                <w:color w:val="FF0000"/>
-                <w:sz w:val="28"/>
-                <w:szCs w:val="28"/>
-              </w:rPr>
-              <w:t>Editar Item</w:t>
+              <w:t>Ver Seção Editar Item</w:t>
             </w:r>
           </w:p>
           <w:p>
@@ -820,7 +704,6 @@
               <w:bottom w:val="single" w:sz="4" w:space="0" w:color="000000"/>
               <w:right w:val="single" w:sz="4" w:space="0" w:color="000000"/>
             </w:tcBorders>
-            <w:shd w:val="clear" w:color="auto" w:fill="auto"/>
           </w:tcPr>
           <w:p>
             <w:pPr>
@@ -857,7 +740,6 @@
               <w:bottom w:val="single" w:sz="4" w:space="0" w:color="000000"/>
               <w:right w:val="single" w:sz="4" w:space="0" w:color="000000"/>
             </w:tcBorders>
-            <w:shd w:val="clear" w:color="auto" w:fill="auto"/>
           </w:tcPr>
           <w:p>
             <w:pPr>
@@ -942,7 +824,6 @@
               <w:bottom w:val="single" w:sz="4" w:space="0" w:color="000000"/>
               <w:right w:val="single" w:sz="4" w:space="0" w:color="000000"/>
             </w:tcBorders>
-            <w:shd w:val="clear" w:color="auto" w:fill="auto"/>
           </w:tcPr>
           <w:p>
             <w:r>
@@ -964,15 +845,28 @@
               <w:bottom w:val="single" w:sz="4" w:space="0" w:color="000000"/>
               <w:right w:val="single" w:sz="4" w:space="0" w:color="000000"/>
             </w:tcBorders>
-            <w:shd w:val="clear" w:color="auto" w:fill="auto"/>
-          </w:tcPr>
-          <w:p>
-            <w:r>
-              <w:rPr>
-                <w:sz w:val="28"/>
-                <w:szCs w:val="28"/>
-              </w:rPr>
-              <w:t>Permite o gerente modificar dados de um item</w:t>
+          </w:tcPr>
+          <w:p>
+            <w:r>
+              <w:rPr>
+                <w:sz w:val="28"/>
+                <w:szCs w:val="28"/>
+              </w:rPr>
+              <w:t xml:space="preserve">Permite o gerente </w:t>
+            </w:r>
+            <w:r>
+              <w:rPr>
+                <w:sz w:val="28"/>
+                <w:szCs w:val="28"/>
+              </w:rPr>
+              <w:t xml:space="preserve">adicionar </w:t>
+            </w:r>
+            <w:r>
+              <w:rPr>
+                <w:sz w:val="28"/>
+                <w:szCs w:val="28"/>
+              </w:rPr>
+              <w:t>um item</w:t>
             </w:r>
           </w:p>
         </w:tc>
@@ -991,7 +885,6 @@
               <w:bottom w:val="single" w:sz="4" w:space="0" w:color="000000"/>
               <w:right w:val="single" w:sz="4" w:space="0" w:color="000000"/>
             </w:tcBorders>
-            <w:shd w:val="clear" w:color="auto" w:fill="auto"/>
           </w:tcPr>
           <w:p>
             <w:pPr>
@@ -1026,7 +919,6 @@
               <w:bottom w:val="single" w:sz="4" w:space="0" w:color="000000"/>
               <w:right w:val="single" w:sz="4" w:space="0" w:color="000000"/>
             </w:tcBorders>
-            <w:shd w:val="clear" w:color="auto" w:fill="auto"/>
           </w:tcPr>
           <w:p>
             <w:pPr>
@@ -1120,14 +1012,7 @@
                 <w:sz w:val="28"/>
                 <w:szCs w:val="28"/>
               </w:rPr>
-              <w:t>O sistema exibe a tela de adicionar ingredi</w:t>
-            </w:r>
-            <w:r>
-              <w:rPr>
-                <w:sz w:val="28"/>
-                <w:szCs w:val="28"/>
-              </w:rPr>
-              <w:t>ente.(</w:t>
+              <w:t>O sistema exibe a tela de adicionar ingrediente.(</w:t>
             </w:r>
             <w:r>
               <w:rPr>
@@ -1292,14 +1177,7 @@
                 <w:sz w:val="28"/>
                 <w:szCs w:val="28"/>
               </w:rPr>
-              <w:t>Sistema</w:t>
-            </w:r>
-            <w:r>
-              <w:rPr>
-                <w:sz w:val="28"/>
-                <w:szCs w:val="28"/>
-              </w:rPr>
-              <w:t xml:space="preserve"> volta para a tela de adicionar item. (</w:t>
+              <w:t>Sistema volta para a tela de adicionar item. (</w:t>
             </w:r>
             <w:r>
               <w:rPr>
@@ -1373,7 +1251,6 @@
               <w:bottom w:val="single" w:sz="4" w:space="0" w:color="000000"/>
               <w:right w:val="single" w:sz="4" w:space="0" w:color="000000"/>
             </w:tcBorders>
-            <w:shd w:val="clear" w:color="auto" w:fill="auto"/>
           </w:tcPr>
           <w:p>
             <w:pPr>
@@ -1393,6 +1270,7 @@
                 <w:sz w:val="28"/>
                 <w:szCs w:val="28"/>
               </w:rPr>
+              <w:lastRenderedPageBreak/>
               <w:t>Fluxo Alternativo</w:t>
             </w:r>
           </w:p>
@@ -1412,7 +1290,6 @@
               <w:bottom w:val="single" w:sz="4" w:space="0" w:color="000000"/>
               <w:right w:val="single" w:sz="4" w:space="0" w:color="000000"/>
             </w:tcBorders>
-            <w:shd w:val="clear" w:color="auto" w:fill="auto"/>
           </w:tcPr>
           <w:p>
             <w:pPr>
@@ -1430,7 +1307,6 @@
                 <w:sz w:val="28"/>
                 <w:szCs w:val="28"/>
               </w:rPr>
-              <w:lastRenderedPageBreak/>
               <w:t xml:space="preserve">Linha 2: </w:t>
             </w:r>
             <w:r>
@@ -1472,7 +1348,15 @@
                 <w:sz w:val="28"/>
                 <w:szCs w:val="28"/>
               </w:rPr>
-              <w:t>Linha 5</w:t>
+              <w:t xml:space="preserve">Linha </w:t>
+            </w:r>
+            <w:r>
+              <w:rPr>
+                <w:b/>
+                <w:sz w:val="28"/>
+                <w:szCs w:val="28"/>
+              </w:rPr>
+              <w:t>4</w:t>
             </w:r>
             <w:r>
               <w:rPr>
@@ -1513,7 +1397,15 @@
                 <w:sz w:val="28"/>
                 <w:szCs w:val="28"/>
               </w:rPr>
-              <w:t>Linha 7</w:t>
+              <w:t xml:space="preserve">Linha </w:t>
+            </w:r>
+            <w:r>
+              <w:rPr>
+                <w:b/>
+                <w:sz w:val="28"/>
+                <w:szCs w:val="28"/>
+              </w:rPr>
+              <w:t>8</w:t>
             </w:r>
             <w:r>
               <w:rPr>
@@ -1538,30 +1430,257 @@
               <w:t>)</w:t>
             </w:r>
           </w:p>
+        </w:tc>
+      </w:tr>
+      <w:tr>
+        <w:trPr>
+          <w:trHeight w:val="525"/>
+        </w:trPr>
+        <w:tc>
+          <w:tcPr>
+            <w:tcW w:w="10330" w:type="dxa"/>
+            <w:gridSpan w:val="2"/>
+            <w:tcBorders>
+              <w:top w:val="single" w:sz="4" w:space="0" w:color="000000"/>
+              <w:left w:val="single" w:sz="4" w:space="0" w:color="000000"/>
+              <w:bottom w:val="single" w:sz="4" w:space="0" w:color="000000"/>
+              <w:right w:val="single" w:sz="4" w:space="0" w:color="000000"/>
+            </w:tcBorders>
+          </w:tcPr>
           <w:p>
             <w:pPr>
               <w:tabs>
                 <w:tab w:val="left" w:pos="360"/>
               </w:tabs>
-              <w:rPr>
-                <w:sz w:val="28"/>
-                <w:szCs w:val="28"/>
-              </w:rPr>
-            </w:pPr>
-            <w:r>
-              <w:rPr>
-                <w:b/>
-                <w:sz w:val="28"/>
-                <w:szCs w:val="28"/>
-              </w:rPr>
-              <w:t>Linha 9</w:t>
-            </w:r>
-            <w:r>
-              <w:rPr>
-                <w:sz w:val="28"/>
-                <w:szCs w:val="28"/>
-              </w:rPr>
-              <w:t>: Ator seleciona a opção “Voltar”. Volta para a tela de adicionar item.(</w:t>
+              <w:jc w:val="center"/>
+              <w:rPr>
+                <w:b/>
+                <w:sz w:val="28"/>
+                <w:szCs w:val="28"/>
+              </w:rPr>
+            </w:pPr>
+            <w:r>
+              <w:rPr>
+                <w:b/>
+                <w:sz w:val="28"/>
+                <w:szCs w:val="28"/>
+              </w:rPr>
+              <w:t>Fluxo de Exceção</w:t>
+            </w:r>
+          </w:p>
+        </w:tc>
+      </w:tr>
+      <w:tr>
+        <w:trPr>
+          <w:trHeight w:val="525"/>
+        </w:trPr>
+        <w:tc>
+          <w:tcPr>
+            <w:tcW w:w="10330" w:type="dxa"/>
+            <w:gridSpan w:val="2"/>
+            <w:tcBorders>
+              <w:top w:val="single" w:sz="4" w:space="0" w:color="000000"/>
+              <w:left w:val="single" w:sz="4" w:space="0" w:color="000000"/>
+              <w:bottom w:val="single" w:sz="4" w:space="0" w:color="000000"/>
+              <w:right w:val="single" w:sz="4" w:space="0" w:color="000000"/>
+            </w:tcBorders>
+          </w:tcPr>
+          <w:p>
+            <w:pPr>
+              <w:tabs>
+                <w:tab w:val="left" w:pos="360"/>
+              </w:tabs>
+              <w:rPr>
+                <w:sz w:val="28"/>
+                <w:szCs w:val="28"/>
+              </w:rPr>
+            </w:pPr>
+            <w:r>
+              <w:rPr>
+                <w:b/>
+                <w:sz w:val="28"/>
+                <w:szCs w:val="28"/>
+              </w:rPr>
+              <w:t xml:space="preserve">Linha 5: </w:t>
+            </w:r>
+            <w:r>
+              <w:rPr>
+                <w:sz w:val="28"/>
+                <w:szCs w:val="28"/>
+              </w:rPr>
+              <w:t>Dados inválidos</w:t>
+            </w:r>
+            <w:r>
+              <w:rPr>
+                <w:sz w:val="28"/>
+                <w:szCs w:val="28"/>
+              </w:rPr>
+              <w:t xml:space="preserve">, voltando para os dados antes das alterações e exibindo mensagem “Falha </w:t>
+            </w:r>
+            <w:r>
+              <w:rPr>
+                <w:sz w:val="28"/>
+                <w:szCs w:val="28"/>
+              </w:rPr>
+              <w:t>em adicionar</w:t>
+            </w:r>
+            <w:r>
+              <w:rPr>
+                <w:sz w:val="28"/>
+                <w:szCs w:val="28"/>
+              </w:rPr>
+              <w:t xml:space="preserve"> dados!”, retornando para o passo </w:t>
+            </w:r>
+            <w:r>
+              <w:rPr>
+                <w:sz w:val="28"/>
+                <w:szCs w:val="28"/>
+              </w:rPr>
+              <w:t>4</w:t>
+            </w:r>
+            <w:r>
+              <w:rPr>
+                <w:sz w:val="28"/>
+                <w:szCs w:val="28"/>
+              </w:rPr>
+              <w:t>.</w:t>
+            </w:r>
+          </w:p>
+          <w:p>
+            <w:pPr>
+              <w:tabs>
+                <w:tab w:val="left" w:pos="360"/>
+              </w:tabs>
+              <w:rPr>
+                <w:sz w:val="28"/>
+                <w:szCs w:val="28"/>
+              </w:rPr>
+            </w:pPr>
+            <w:r>
+              <w:rPr>
+                <w:b/>
+                <w:bCs/>
+                <w:sz w:val="28"/>
+                <w:szCs w:val="28"/>
+              </w:rPr>
+              <w:t>Linha 11:</w:t>
+            </w:r>
+            <w:r>
+              <w:rPr>
+                <w:sz w:val="28"/>
+                <w:szCs w:val="28"/>
+              </w:rPr>
+              <w:t xml:space="preserve"> </w:t>
+            </w:r>
+            <w:r>
+              <w:rPr>
+                <w:sz w:val="28"/>
+                <w:szCs w:val="28"/>
+              </w:rPr>
+              <w:t xml:space="preserve">Falha no momento de </w:t>
+            </w:r>
+            <w:r>
+              <w:rPr>
+                <w:sz w:val="28"/>
+                <w:szCs w:val="28"/>
+              </w:rPr>
+              <w:t>salvar o item</w:t>
+            </w:r>
+            <w:r>
+              <w:rPr>
+                <w:sz w:val="28"/>
+                <w:szCs w:val="28"/>
+              </w:rPr>
+              <w:t>, voltando para os dados antes das alterações e exibindo mensagem “Falha n</w:t>
+            </w:r>
+            <w:r>
+              <w:rPr>
+                <w:sz w:val="28"/>
+                <w:szCs w:val="28"/>
+              </w:rPr>
+              <w:t>o salvamento do item</w:t>
+            </w:r>
+            <w:r>
+              <w:rPr>
+                <w:sz w:val="28"/>
+                <w:szCs w:val="28"/>
+              </w:rPr>
+              <w:t>!”, retornando para o passo 1.</w:t>
+            </w:r>
+          </w:p>
+          <w:p>
+            <w:pPr>
+              <w:tabs>
+                <w:tab w:val="left" w:pos="360"/>
+              </w:tabs>
+              <w:rPr>
+                <w:b/>
+                <w:sz w:val="28"/>
+                <w:szCs w:val="28"/>
+              </w:rPr>
+            </w:pPr>
+            <w:r>
+              <w:rPr>
+                <w:b/>
+                <w:bCs/>
+                <w:sz w:val="28"/>
+                <w:szCs w:val="28"/>
+              </w:rPr>
+              <w:t>Linha 12:</w:t>
+            </w:r>
+            <w:r>
+              <w:rPr>
+                <w:sz w:val="28"/>
+                <w:szCs w:val="28"/>
+              </w:rPr>
+              <w:t xml:space="preserve"> </w:t>
+            </w:r>
+            <w:r>
+              <w:rPr>
+                <w:bCs/>
+                <w:sz w:val="28"/>
+                <w:szCs w:val="28"/>
+              </w:rPr>
+              <w:t xml:space="preserve">Ocorre uma falha durante a inclusão </w:t>
+            </w:r>
+            <w:r>
+              <w:rPr>
+                <w:bCs/>
+                <w:sz w:val="28"/>
+                <w:szCs w:val="28"/>
+              </w:rPr>
+              <w:t>do item</w:t>
+            </w:r>
+            <w:r>
+              <w:rPr>
+                <w:bCs/>
+                <w:sz w:val="28"/>
+                <w:szCs w:val="28"/>
+              </w:rPr>
+              <w:t xml:space="preserve">, exibindo a mensagem “Não foi possível </w:t>
+            </w:r>
+            <w:r>
+              <w:rPr>
+                <w:bCs/>
+                <w:sz w:val="28"/>
+                <w:szCs w:val="28"/>
+              </w:rPr>
+              <w:t>adicionar o item</w:t>
+            </w:r>
+            <w:r>
+              <w:rPr>
+                <w:bCs/>
+                <w:sz w:val="28"/>
+                <w:szCs w:val="28"/>
+              </w:rPr>
+              <w:t xml:space="preserve">, tente novamente!”. Retornando para tela </w:t>
+            </w:r>
+            <w:r>
+              <w:rPr>
+                <w:sz w:val="28"/>
+                <w:szCs w:val="28"/>
+              </w:rPr>
+              <w:t>(</w:t>
             </w:r>
             <w:r>
               <w:rPr>
@@ -1569,7 +1688,7 @@
                 <w:sz w:val="28"/>
                 <w:szCs w:val="28"/>
               </w:rPr>
-              <w:t>T</w:t>
+              <w:t>Tela_W</w:t>
             </w:r>
             <w:r>
               <w:rPr>
@@ -1577,14 +1696,14 @@
                 <w:sz w:val="28"/>
                 <w:szCs w:val="28"/>
               </w:rPr>
-              <w:t>ela_W5</w:t>
-            </w:r>
-            <w:r>
-              <w:rPr>
-                <w:sz w:val="28"/>
-                <w:szCs w:val="28"/>
-              </w:rPr>
-              <w:t>)</w:t>
+              <w:t>5</w:t>
+            </w:r>
+            <w:r>
+              <w:rPr>
+                <w:sz w:val="28"/>
+                <w:szCs w:val="28"/>
+              </w:rPr>
+              <w:t>).</w:t>
             </w:r>
           </w:p>
         </w:tc>
@@ -1640,7 +1759,6 @@
               <w:bottom w:val="single" w:sz="4" w:space="0" w:color="000000"/>
               <w:right w:val="single" w:sz="4" w:space="0" w:color="000000"/>
             </w:tcBorders>
-            <w:shd w:val="clear" w:color="auto" w:fill="auto"/>
           </w:tcPr>
           <w:p>
             <w:r>
@@ -1662,7 +1780,6 @@
               <w:bottom w:val="single" w:sz="4" w:space="0" w:color="000000"/>
               <w:right w:val="single" w:sz="4" w:space="0" w:color="000000"/>
             </w:tcBorders>
-            <w:shd w:val="clear" w:color="auto" w:fill="auto"/>
           </w:tcPr>
           <w:p>
             <w:r>
@@ -1689,7 +1806,6 @@
               <w:bottom w:val="single" w:sz="4" w:space="0" w:color="000000"/>
               <w:right w:val="single" w:sz="4" w:space="0" w:color="000000"/>
             </w:tcBorders>
-            <w:shd w:val="clear" w:color="auto" w:fill="auto"/>
           </w:tcPr>
           <w:p>
             <w:pPr>
@@ -1724,7 +1840,6 @@
               <w:bottom w:val="single" w:sz="4" w:space="0" w:color="000000"/>
               <w:right w:val="single" w:sz="4" w:space="0" w:color="000000"/>
             </w:tcBorders>
-            <w:shd w:val="clear" w:color="auto" w:fill="auto"/>
           </w:tcPr>
           <w:p>
             <w:pPr>
@@ -1774,7 +1889,6 @@
               <w:bottom w:val="single" w:sz="4" w:space="0" w:color="000000"/>
               <w:right w:val="single" w:sz="4" w:space="0" w:color="000000"/>
             </w:tcBorders>
-            <w:shd w:val="clear" w:color="auto" w:fill="auto"/>
           </w:tcPr>
           <w:p>
             <w:pPr>
@@ -1813,7 +1927,6 @@
               <w:bottom w:val="single" w:sz="4" w:space="0" w:color="000000"/>
               <w:right w:val="single" w:sz="4" w:space="0" w:color="000000"/>
             </w:tcBorders>
-            <w:shd w:val="clear" w:color="auto" w:fill="auto"/>
           </w:tcPr>
           <w:p>
             <w:pPr>
@@ -1857,7 +1970,6 @@
               <w:bottom w:val="single" w:sz="4" w:space="0" w:color="000000"/>
               <w:right w:val="single" w:sz="4" w:space="0" w:color="000000"/>
             </w:tcBorders>
-            <w:shd w:val="clear" w:color="auto" w:fill="auto"/>
           </w:tcPr>
           <w:p>
             <w:pPr>
@@ -1892,7 +2004,6 @@
               <w:bottom w:val="single" w:sz="4" w:space="0" w:color="000000"/>
               <w:right w:val="single" w:sz="4" w:space="0" w:color="000000"/>
             </w:tcBorders>
-            <w:shd w:val="clear" w:color="auto" w:fill="auto"/>
           </w:tcPr>
           <w:p>
             <w:pPr>
@@ -1988,7 +2099,6 @@
               <w:bottom w:val="single" w:sz="4" w:space="0" w:color="000000"/>
               <w:right w:val="single" w:sz="4" w:space="0" w:color="000000"/>
             </w:tcBorders>
-            <w:shd w:val="clear" w:color="auto" w:fill="auto"/>
           </w:tcPr>
           <w:p>
             <w:r>
@@ -2010,7 +2120,6 @@
               <w:bottom w:val="single" w:sz="4" w:space="0" w:color="000000"/>
               <w:right w:val="single" w:sz="4" w:space="0" w:color="000000"/>
             </w:tcBorders>
-            <w:shd w:val="clear" w:color="auto" w:fill="auto"/>
           </w:tcPr>
           <w:p>
             <w:r>
@@ -2037,7 +2146,6 @@
               <w:bottom w:val="single" w:sz="4" w:space="0" w:color="000000"/>
               <w:right w:val="single" w:sz="4" w:space="0" w:color="000000"/>
             </w:tcBorders>
-            <w:shd w:val="clear" w:color="auto" w:fill="auto"/>
           </w:tcPr>
           <w:p>
             <w:pPr>
@@ -2070,7 +2178,6 @@
               <w:bottom w:val="single" w:sz="4" w:space="0" w:color="000000"/>
               <w:right w:val="single" w:sz="4" w:space="0" w:color="000000"/>
             </w:tcBorders>
-            <w:shd w:val="clear" w:color="auto" w:fill="auto"/>
           </w:tcPr>
           <w:p>
             <w:pPr>
@@ -2219,14 +2326,7 @@
                 <w:sz w:val="28"/>
                 <w:szCs w:val="28"/>
               </w:rPr>
-              <w:t>Sistema volta para a t</w:t>
-            </w:r>
-            <w:r>
-              <w:rPr>
-                <w:sz w:val="28"/>
-                <w:szCs w:val="28"/>
-              </w:rPr>
-              <w:t>ela de editar item. (</w:t>
+              <w:t>Sistema volta para a tela de editar item. (</w:t>
             </w:r>
             <w:r>
               <w:rPr>
@@ -2336,14 +2436,7 @@
                 <w:sz w:val="28"/>
                 <w:szCs w:val="28"/>
               </w:rPr>
-              <w:t>Sistema</w:t>
-            </w:r>
-            <w:r>
-              <w:rPr>
-                <w:sz w:val="28"/>
-                <w:szCs w:val="28"/>
-              </w:rPr>
-              <w:t xml:space="preserve"> volta para a tela de editar item. (</w:t>
+              <w:t>Sistema volta para a tela de editar item. (</w:t>
             </w:r>
             <w:r>
               <w:rPr>
@@ -2378,6 +2471,7 @@
                 <w:sz w:val="28"/>
                 <w:szCs w:val="28"/>
               </w:rPr>
+              <w:lastRenderedPageBreak/>
               <w:t>Ator pressiona o botão “Salvar Item”</w:t>
             </w:r>
           </w:p>
@@ -2490,7 +2584,6 @@
               <w:bottom w:val="single" w:sz="4" w:space="0" w:color="000000"/>
               <w:right w:val="single" w:sz="4" w:space="0" w:color="000000"/>
             </w:tcBorders>
-            <w:shd w:val="clear" w:color="auto" w:fill="auto"/>
           </w:tcPr>
           <w:p>
             <w:pPr>
@@ -2508,6 +2601,7 @@
                 <w:sz w:val="28"/>
                 <w:szCs w:val="28"/>
               </w:rPr>
+              <w:lastRenderedPageBreak/>
               <w:t>Fluxo Alternativo</w:t>
             </w:r>
           </w:p>
@@ -2527,7 +2621,6 @@
               <w:bottom w:val="single" w:sz="4" w:space="0" w:color="000000"/>
               <w:right w:val="single" w:sz="4" w:space="0" w:color="000000"/>
             </w:tcBorders>
-            <w:shd w:val="clear" w:color="auto" w:fill="auto"/>
           </w:tcPr>
           <w:p>
             <w:pPr>
@@ -2545,7 +2638,6 @@
                 <w:sz w:val="28"/>
                 <w:szCs w:val="28"/>
               </w:rPr>
-              <w:lastRenderedPageBreak/>
               <w:t xml:space="preserve">Linha 2: </w:t>
             </w:r>
             <w:r>
@@ -2635,14 +2727,7 @@
                 <w:sz w:val="28"/>
                 <w:szCs w:val="28"/>
               </w:rPr>
-              <w:t>: Ator seleciona a opção “Voltar”. Volta para a tela de adicionar item.</w:t>
-            </w:r>
-            <w:r>
-              <w:rPr>
-                <w:sz w:val="28"/>
-                <w:szCs w:val="28"/>
-              </w:rPr>
-              <w:t>(</w:t>
+              <w:t>: Ator seleciona a opção “Voltar”. Volta para a tela de adicionar item.(</w:t>
             </w:r>
             <w:r>
               <w:rPr>
@@ -2740,6 +2825,222 @@
                 <w:szCs w:val="28"/>
               </w:rPr>
               <w:t>)</w:t>
+            </w:r>
+          </w:p>
+        </w:tc>
+      </w:tr>
+      <w:tr>
+        <w:trPr>
+          <w:trHeight w:val="543"/>
+        </w:trPr>
+        <w:tc>
+          <w:tcPr>
+            <w:tcW w:w="10330" w:type="dxa"/>
+            <w:gridSpan w:val="2"/>
+            <w:tcBorders>
+              <w:top w:val="single" w:sz="4" w:space="0" w:color="000000"/>
+              <w:left w:val="single" w:sz="4" w:space="0" w:color="000000"/>
+              <w:bottom w:val="single" w:sz="4" w:space="0" w:color="000000"/>
+              <w:right w:val="single" w:sz="4" w:space="0" w:color="000000"/>
+            </w:tcBorders>
+          </w:tcPr>
+          <w:p>
+            <w:pPr>
+              <w:tabs>
+                <w:tab w:val="left" w:pos="360"/>
+              </w:tabs>
+              <w:jc w:val="center"/>
+              <w:rPr>
+                <w:b/>
+                <w:sz w:val="28"/>
+                <w:szCs w:val="28"/>
+              </w:rPr>
+            </w:pPr>
+            <w:r>
+              <w:rPr>
+                <w:b/>
+                <w:sz w:val="28"/>
+                <w:szCs w:val="28"/>
+              </w:rPr>
+              <w:t>Fluxo de Exceção</w:t>
+            </w:r>
+          </w:p>
+        </w:tc>
+      </w:tr>
+      <w:tr>
+        <w:trPr>
+          <w:trHeight w:val="543"/>
+        </w:trPr>
+        <w:tc>
+          <w:tcPr>
+            <w:tcW w:w="10330" w:type="dxa"/>
+            <w:gridSpan w:val="2"/>
+            <w:tcBorders>
+              <w:top w:val="single" w:sz="4" w:space="0" w:color="000000"/>
+              <w:left w:val="single" w:sz="4" w:space="0" w:color="000000"/>
+              <w:bottom w:val="single" w:sz="4" w:space="0" w:color="000000"/>
+              <w:right w:val="single" w:sz="4" w:space="0" w:color="000000"/>
+            </w:tcBorders>
+          </w:tcPr>
+          <w:p>
+            <w:pPr>
+              <w:tabs>
+                <w:tab w:val="left" w:pos="360"/>
+              </w:tabs>
+              <w:rPr>
+                <w:sz w:val="28"/>
+                <w:szCs w:val="28"/>
+              </w:rPr>
+            </w:pPr>
+            <w:r>
+              <w:rPr>
+                <w:b/>
+                <w:sz w:val="28"/>
+                <w:szCs w:val="28"/>
+              </w:rPr>
+              <w:t xml:space="preserve">Linha 5: </w:t>
+            </w:r>
+            <w:r>
+              <w:rPr>
+                <w:sz w:val="28"/>
+                <w:szCs w:val="28"/>
+              </w:rPr>
+              <w:t>Dados inválidos, voltando para os dados antes das alterações e exibindo mensagem “Falha em adicionar dados!”, retornando para o passo 4.</w:t>
+            </w:r>
+          </w:p>
+          <w:p>
+            <w:pPr>
+              <w:tabs>
+                <w:tab w:val="left" w:pos="360"/>
+              </w:tabs>
+              <w:rPr>
+                <w:sz w:val="28"/>
+                <w:szCs w:val="28"/>
+              </w:rPr>
+            </w:pPr>
+            <w:r>
+              <w:rPr>
+                <w:b/>
+                <w:bCs/>
+                <w:sz w:val="28"/>
+                <w:szCs w:val="28"/>
+              </w:rPr>
+              <w:t>Linha 11:</w:t>
+            </w:r>
+            <w:r>
+              <w:rPr>
+                <w:sz w:val="28"/>
+                <w:szCs w:val="28"/>
+              </w:rPr>
+              <w:t xml:space="preserve"> Falha no momento de salvar o item, voltando para os dados antes das alterações e exibindo mensagem “Falha no salvamento do item!”, retornando para o passo 1.</w:t>
+            </w:r>
+          </w:p>
+          <w:p>
+            <w:pPr>
+              <w:tabs>
+                <w:tab w:val="left" w:pos="360"/>
+              </w:tabs>
+              <w:rPr>
+                <w:b/>
+                <w:sz w:val="28"/>
+                <w:szCs w:val="28"/>
+              </w:rPr>
+            </w:pPr>
+            <w:r>
+              <w:rPr>
+                <w:b/>
+                <w:bCs/>
+                <w:sz w:val="28"/>
+                <w:szCs w:val="28"/>
+              </w:rPr>
+              <w:t>Linha 1</w:t>
+            </w:r>
+            <w:r>
+              <w:rPr>
+                <w:b/>
+                <w:bCs/>
+                <w:sz w:val="28"/>
+                <w:szCs w:val="28"/>
+              </w:rPr>
+              <w:t>4</w:t>
+            </w:r>
+            <w:r>
+              <w:rPr>
+                <w:b/>
+                <w:bCs/>
+                <w:sz w:val="28"/>
+                <w:szCs w:val="28"/>
+              </w:rPr>
+              <w:t>:</w:t>
+            </w:r>
+            <w:r>
+              <w:rPr>
+                <w:sz w:val="28"/>
+                <w:szCs w:val="28"/>
+              </w:rPr>
+              <w:t xml:space="preserve"> </w:t>
+            </w:r>
+            <w:r>
+              <w:rPr>
+                <w:bCs/>
+                <w:sz w:val="28"/>
+                <w:szCs w:val="28"/>
+              </w:rPr>
+              <w:t xml:space="preserve">Ocorre uma falha durante a </w:t>
+            </w:r>
+            <w:r>
+              <w:rPr>
+                <w:bCs/>
+                <w:sz w:val="28"/>
+                <w:szCs w:val="28"/>
+              </w:rPr>
+              <w:t>modificação</w:t>
+            </w:r>
+            <w:r>
+              <w:rPr>
+                <w:bCs/>
+                <w:sz w:val="28"/>
+                <w:szCs w:val="28"/>
+              </w:rPr>
+              <w:t xml:space="preserve"> do item, exibindo a mensagem “Não foi possível </w:t>
+            </w:r>
+            <w:r>
+              <w:rPr>
+                <w:bCs/>
+                <w:sz w:val="28"/>
+                <w:szCs w:val="28"/>
+              </w:rPr>
+              <w:t>modificar</w:t>
+            </w:r>
+            <w:r>
+              <w:rPr>
+                <w:bCs/>
+                <w:sz w:val="28"/>
+                <w:szCs w:val="28"/>
+              </w:rPr>
+              <w:t xml:space="preserve"> o item, tente novamente!”. Retornando para tela </w:t>
+            </w:r>
+            <w:r>
+              <w:rPr>
+                <w:sz w:val="28"/>
+                <w:szCs w:val="28"/>
+              </w:rPr>
+              <w:t>(</w:t>
+            </w:r>
+            <w:r>
+              <w:rPr>
+                <w:color w:val="FF0000"/>
+                <w:sz w:val="28"/>
+                <w:szCs w:val="28"/>
+              </w:rPr>
+              <w:t>Tela_W5</w:t>
+            </w:r>
+            <w:r>
+              <w:rPr>
+                <w:sz w:val="28"/>
+                <w:szCs w:val="28"/>
+              </w:rPr>
+              <w:t>).</w:t>
             </w:r>
           </w:p>
         </w:tc>
@@ -2805,7 +3106,6 @@
               <w:bottom w:val="single" w:sz="4" w:space="0" w:color="000000"/>
               <w:right w:val="single" w:sz="4" w:space="0" w:color="000000"/>
             </w:tcBorders>
-            <w:shd w:val="clear" w:color="auto" w:fill="auto"/>
           </w:tcPr>
           <w:p>
             <w:r>
@@ -2827,7 +3127,6 @@
               <w:bottom w:val="single" w:sz="4" w:space="0" w:color="000000"/>
               <w:right w:val="single" w:sz="4" w:space="0" w:color="000000"/>
             </w:tcBorders>
-            <w:shd w:val="clear" w:color="auto" w:fill="auto"/>
           </w:tcPr>
           <w:p>
             <w:r>
@@ -2854,7 +3153,6 @@
               <w:bottom w:val="single" w:sz="4" w:space="0" w:color="000000"/>
               <w:right w:val="single" w:sz="4" w:space="0" w:color="000000"/>
             </w:tcBorders>
-            <w:shd w:val="clear" w:color="auto" w:fill="auto"/>
           </w:tcPr>
           <w:p>
             <w:pPr>
@@ -2887,7 +3185,6 @@
               <w:bottom w:val="single" w:sz="4" w:space="0" w:color="000000"/>
               <w:right w:val="single" w:sz="4" w:space="0" w:color="000000"/>
             </w:tcBorders>
-            <w:shd w:val="clear" w:color="auto" w:fill="auto"/>
           </w:tcPr>
           <w:p>
             <w:pPr>
@@ -2985,7 +3282,6 @@
               <w:bottom w:val="single" w:sz="4" w:space="0" w:color="000000"/>
               <w:right w:val="single" w:sz="4" w:space="0" w:color="000000"/>
             </w:tcBorders>
-            <w:shd w:val="clear" w:color="auto" w:fill="auto"/>
           </w:tcPr>
           <w:p>
             <w:pPr>
@@ -3025,7 +3321,6 @@
               <w:bottom w:val="single" w:sz="4" w:space="0" w:color="000000"/>
               <w:right w:val="single" w:sz="4" w:space="0" w:color="000000"/>
             </w:tcBorders>
-            <w:shd w:val="clear" w:color="auto" w:fill="auto"/>
           </w:tcPr>
           <w:p>
             <w:pPr>
@@ -3114,7 +3409,6 @@
               <w:bottom w:val="single" w:sz="4" w:space="0" w:color="000000"/>
               <w:right w:val="single" w:sz="4" w:space="0" w:color="000000"/>
             </w:tcBorders>
-            <w:shd w:val="clear" w:color="auto" w:fill="auto"/>
           </w:tcPr>
           <w:p>
             <w:r>
@@ -3136,7 +3430,6 @@
               <w:bottom w:val="single" w:sz="4" w:space="0" w:color="000000"/>
               <w:right w:val="single" w:sz="4" w:space="0" w:color="000000"/>
             </w:tcBorders>
-            <w:shd w:val="clear" w:color="auto" w:fill="auto"/>
           </w:tcPr>
           <w:p>
             <w:r>
@@ -3163,7 +3456,6 @@
               <w:bottom w:val="single" w:sz="4" w:space="0" w:color="000000"/>
               <w:right w:val="single" w:sz="4" w:space="0" w:color="000000"/>
             </w:tcBorders>
-            <w:shd w:val="clear" w:color="auto" w:fill="auto"/>
           </w:tcPr>
           <w:p>
             <w:pPr>
@@ -3198,7 +3490,6 @@
               <w:bottom w:val="single" w:sz="4" w:space="0" w:color="000000"/>
               <w:right w:val="single" w:sz="4" w:space="0" w:color="000000"/>
             </w:tcBorders>
-            <w:shd w:val="clear" w:color="auto" w:fill="auto"/>
           </w:tcPr>
           <w:p>
             <w:pPr>
@@ -3315,6 +3606,7 @@
                 <w:sz w:val="28"/>
                 <w:szCs w:val="28"/>
               </w:rPr>
+              <w:lastRenderedPageBreak/>
               <w:tab/>
             </w:r>
             <w:r>
@@ -3348,7 +3640,6 @@
               <w:bottom w:val="single" w:sz="4" w:space="0" w:color="000000"/>
               <w:right w:val="single" w:sz="4" w:space="0" w:color="000000"/>
             </w:tcBorders>
-            <w:shd w:val="clear" w:color="auto" w:fill="auto"/>
           </w:tcPr>
           <w:p>
             <w:pPr>
@@ -3368,6 +3659,7 @@
                 <w:sz w:val="28"/>
                 <w:szCs w:val="28"/>
               </w:rPr>
+              <w:lastRenderedPageBreak/>
               <w:t>Fluxo de Exceção</w:t>
             </w:r>
           </w:p>
@@ -3387,7 +3679,6 @@
               <w:bottom w:val="single" w:sz="4" w:space="0" w:color="000000"/>
               <w:right w:val="single" w:sz="4" w:space="0" w:color="000000"/>
             </w:tcBorders>
-            <w:shd w:val="clear" w:color="auto" w:fill="auto"/>
           </w:tcPr>
           <w:p>
             <w:pPr>
@@ -3414,7 +3705,35 @@
                 <w:sz w:val="28"/>
                 <w:szCs w:val="28"/>
               </w:rPr>
-              <w:t>: Ocorre uma falha ao tentar gravar dados em meio persistente, exibindo a mensagem “Ocorreu uma falha ao tentar gravar os dados!”. Retornando ao passo 1.</w:t>
+              <w:t xml:space="preserve">: Ocorre uma falha ao tentar </w:t>
+            </w:r>
+            <w:r>
+              <w:rPr>
+                <w:sz w:val="28"/>
+                <w:szCs w:val="28"/>
+              </w:rPr>
+              <w:t>exlcuir</w:t>
+            </w:r>
+            <w:r>
+              <w:rPr>
+                <w:sz w:val="28"/>
+                <w:szCs w:val="28"/>
+              </w:rPr>
+              <w:t xml:space="preserve"> dados em meio persistente, exibindo a mensagem “Ocorreu uma falha ao tentar </w:t>
+            </w:r>
+            <w:r>
+              <w:rPr>
+                <w:sz w:val="28"/>
+                <w:szCs w:val="28"/>
+              </w:rPr>
+              <w:t>excluir</w:t>
+            </w:r>
+            <w:r>
+              <w:rPr>
+                <w:sz w:val="28"/>
+                <w:szCs w:val="28"/>
+              </w:rPr>
+              <w:t xml:space="preserve"> os dados!”. Retornando ao passo 1.</w:t>
             </w:r>
           </w:p>
         </w:tc>
@@ -3433,7 +3752,6 @@
               <w:bottom w:val="single" w:sz="4" w:space="0" w:color="000000"/>
               <w:right w:val="single" w:sz="4" w:space="0" w:color="000000"/>
             </w:tcBorders>
-            <w:shd w:val="clear" w:color="auto" w:fill="auto"/>
           </w:tcPr>
           <w:p>
             <w:pPr>
@@ -3472,7 +3790,6 @@
               <w:bottom w:val="single" w:sz="4" w:space="0" w:color="000000"/>
               <w:right w:val="single" w:sz="4" w:space="0" w:color="000000"/>
             </w:tcBorders>
-            <w:shd w:val="clear" w:color="auto" w:fill="auto"/>
           </w:tcPr>
           <w:p>
             <w:pPr>
@@ -3546,7 +3863,6 @@
               <w:bottom w:val="single" w:sz="4" w:space="0" w:color="000000"/>
               <w:right w:val="single" w:sz="4" w:space="0" w:color="000000"/>
             </w:tcBorders>
-            <w:shd w:val="clear" w:color="auto" w:fill="auto"/>
           </w:tcPr>
           <w:p>
             <w:pPr>
@@ -3573,7 +3889,6 @@
               <w:bottom w:val="single" w:sz="4" w:space="0" w:color="000000"/>
               <w:right w:val="single" w:sz="4" w:space="0" w:color="000000"/>
             </w:tcBorders>
-            <w:shd w:val="clear" w:color="auto" w:fill="auto"/>
           </w:tcPr>
           <w:p>
             <w:pPr>
@@ -3593,7 +3908,6 @@
               <w:bottom w:val="single" w:sz="4" w:space="0" w:color="000000"/>
               <w:right w:val="single" w:sz="4" w:space="0" w:color="000000"/>
             </w:tcBorders>
-            <w:shd w:val="clear" w:color="auto" w:fill="auto"/>
           </w:tcPr>
           <w:p>
             <w:pPr>
@@ -3613,7 +3927,6 @@
               <w:bottom w:val="single" w:sz="4" w:space="0" w:color="000000"/>
               <w:right w:val="single" w:sz="4" w:space="0" w:color="000000"/>
             </w:tcBorders>
-            <w:shd w:val="clear" w:color="auto" w:fill="auto"/>
           </w:tcPr>
           <w:p>
             <w:pPr>
@@ -3635,7 +3948,6 @@
               <w:bottom w:val="single" w:sz="4" w:space="0" w:color="000000"/>
               <w:right w:val="single" w:sz="4" w:space="0" w:color="000000"/>
             </w:tcBorders>
-            <w:shd w:val="clear" w:color="auto" w:fill="auto"/>
           </w:tcPr>
           <w:p>
             <w:pPr>
@@ -3655,7 +3967,6 @@
               <w:bottom w:val="single" w:sz="4" w:space="0" w:color="000000"/>
               <w:right w:val="single" w:sz="4" w:space="0" w:color="000000"/>
             </w:tcBorders>
-            <w:shd w:val="clear" w:color="auto" w:fill="auto"/>
           </w:tcPr>
           <w:p>
             <w:pPr>
@@ -3675,7 +3986,6 @@
               <w:bottom w:val="single" w:sz="4" w:space="0" w:color="000000"/>
               <w:right w:val="single" w:sz="4" w:space="0" w:color="000000"/>
             </w:tcBorders>
-            <w:shd w:val="clear" w:color="auto" w:fill="auto"/>
           </w:tcPr>
           <w:p>
             <w:pPr>
@@ -3702,7 +4012,6 @@
               <w:bottom w:val="single" w:sz="4" w:space="0" w:color="000000"/>
               <w:right w:val="single" w:sz="4" w:space="0" w:color="000000"/>
             </w:tcBorders>
-            <w:shd w:val="clear" w:color="auto" w:fill="auto"/>
           </w:tcPr>
           <w:p>
             <w:pPr>
@@ -3722,7 +4031,6 @@
               <w:bottom w:val="single" w:sz="4" w:space="0" w:color="000000"/>
               <w:right w:val="single" w:sz="4" w:space="0" w:color="000000"/>
             </w:tcBorders>
-            <w:shd w:val="clear" w:color="auto" w:fill="auto"/>
           </w:tcPr>
           <w:p>
             <w:pPr>
@@ -3742,7 +4050,6 @@
               <w:bottom w:val="single" w:sz="4" w:space="0" w:color="000000"/>
               <w:right w:val="single" w:sz="4" w:space="0" w:color="000000"/>
             </w:tcBorders>
-            <w:shd w:val="clear" w:color="auto" w:fill="auto"/>
           </w:tcPr>
           <w:p>
             <w:pPr>
@@ -3764,14 +4071,12 @@
               <w:bottom w:val="single" w:sz="4" w:space="0" w:color="000000"/>
               <w:right w:val="single" w:sz="4" w:space="0" w:color="000000"/>
             </w:tcBorders>
-            <w:shd w:val="clear" w:color="auto" w:fill="auto"/>
           </w:tcPr>
           <w:p>
             <w:pPr>
               <w:jc w:val="center"/>
             </w:pPr>
             <w:r>
-              <w:lastRenderedPageBreak/>
               <w:t>31/10/2025</w:t>
             </w:r>
           </w:p>
@@ -3785,7 +4090,6 @@
               <w:bottom w:val="single" w:sz="4" w:space="0" w:color="000000"/>
               <w:right w:val="single" w:sz="4" w:space="0" w:color="000000"/>
             </w:tcBorders>
-            <w:shd w:val="clear" w:color="auto" w:fill="auto"/>
           </w:tcPr>
           <w:p>
             <w:pPr>
@@ -3805,7 +4109,6 @@
               <w:bottom w:val="single" w:sz="4" w:space="0" w:color="000000"/>
               <w:right w:val="single" w:sz="4" w:space="0" w:color="000000"/>
             </w:tcBorders>
-            <w:shd w:val="clear" w:color="auto" w:fill="auto"/>
           </w:tcPr>
           <w:p>
             <w:pPr>
@@ -3814,8 +4117,62 @@
             <w:r>
               <w:t>Adição de Fluxo de Exceção</w:t>
             </w:r>
-            <w:bookmarkStart w:id="4" w:name="_GoBack"/>
-            <w:bookmarkEnd w:id="4"/>
+          </w:p>
+        </w:tc>
+      </w:tr>
+      <w:tr>
+        <w:tc>
+          <w:tcPr>
+            <w:tcW w:w="2628" w:type="dxa"/>
+            <w:tcBorders>
+              <w:top w:val="single" w:sz="4" w:space="0" w:color="000000"/>
+              <w:left w:val="single" w:sz="4" w:space="0" w:color="000000"/>
+              <w:bottom w:val="single" w:sz="4" w:space="0" w:color="000000"/>
+              <w:right w:val="single" w:sz="4" w:space="0" w:color="000000"/>
+            </w:tcBorders>
+          </w:tcPr>
+          <w:p>
+            <w:pPr>
+              <w:jc w:val="center"/>
+            </w:pPr>
+            <w:r>
+              <w:t>07/11/2025</w:t>
+            </w:r>
+          </w:p>
+        </w:tc>
+        <w:tc>
+          <w:tcPr>
+            <w:tcW w:w="1800" w:type="dxa"/>
+            <w:tcBorders>
+              <w:top w:val="single" w:sz="4" w:space="0" w:color="000000"/>
+              <w:left w:val="single" w:sz="4" w:space="0" w:color="000000"/>
+              <w:bottom w:val="single" w:sz="4" w:space="0" w:color="000000"/>
+              <w:right w:val="single" w:sz="4" w:space="0" w:color="000000"/>
+            </w:tcBorders>
+          </w:tcPr>
+          <w:p>
+            <w:r>
+              <w:t>Paulo Henrique</w:t>
+            </w:r>
+          </w:p>
+        </w:tc>
+        <w:tc>
+          <w:tcPr>
+            <w:tcW w:w="6120" w:type="dxa"/>
+            <w:tcBorders>
+              <w:top w:val="single" w:sz="4" w:space="0" w:color="000000"/>
+              <w:left w:val="single" w:sz="4" w:space="0" w:color="000000"/>
+              <w:bottom w:val="single" w:sz="4" w:space="0" w:color="000000"/>
+              <w:right w:val="single" w:sz="4" w:space="0" w:color="000000"/>
+            </w:tcBorders>
+          </w:tcPr>
+          <w:p>
+            <w:pPr>
+              <w:jc w:val="center"/>
+            </w:pPr>
+            <w:r>
+              <w:t>Modificação de alguns fluxos</w:t>
+            </w:r>
           </w:p>
         </w:tc>
       </w:tr>
@@ -3832,7 +4189,7 @@
 </file>
 
 <file path=word/numbering.xml><?xml version="1.0" encoding="utf-8"?>
-<w:numbering xmlns:wpc="http://schemas.microsoft.com/office/word/2010/wordprocessingCanvas" xmlns:cx="http://schemas.microsoft.com/office/drawing/2014/chartex" xmlns:cx1="http://schemas.microsoft.com/office/drawing/2015/9/8/chartex" xmlns:cx2="http://schemas.microsoft.com/office/drawing/2015/10/21/chartex" xmlns:cx3="http://schemas.microsoft.com/office/drawing/2016/5/9/chartex" xmlns:cx4="http://schemas.microsoft.com/office/drawing/2016/5/10/chartex" xmlns:cx5="http://schemas.microsoft.com/office/drawing/2016/5/11/chartex" xmlns:cx6="http://schemas.microsoft.com/office/drawing/2016/5/12/chartex" xmlns:cx7="http://schemas.microsoft.com/office/drawing/2016/5/13/chartex" xmlns:cx8="http://schemas.microsoft.com/office/drawing/2016/5/14/chartex" xmlns:mc="http://schemas.openxmlformats.org/markup-compatibility/2006" xmlns:aink="http://schemas.microsoft.com/office/drawing/2016/ink" xmlns:am3d="http://schemas.microsoft.com/office/drawing/2017/model3d" xmlns:o="urn:schemas-microsoft-com:office:office" xmlns:r="http://schemas.openxmlformats.org/officeDocument/2006/relationships" xmlns:m="http://schemas.openxmlformats.org/officeDocument/2006/math" xmlns:v="urn:schemas-microsoft-com:vml" xmlns:wp14="http://schemas.microsoft.com/office/word/2010/wordprocessingDrawing" xmlns:wp="http://schemas.openxmlformats.org/drawingml/2006/wordprocessingDrawing" xmlns:w10="urn:schemas-microsoft-com:office:word" xmlns:w="http://schemas.openxmlformats.org/wordprocessingml/2006/main" xmlns:w14="http://schemas.microsoft.com/office/word/2010/wordml" xmlns:w15="http://schemas.microsoft.com/office/word/2012/wordml" xmlns:w16cex="http://schemas.microsoft.com/office/word/2018/wordml/cex" xmlns:w16cid="http://schemas.microsoft.com/office/word/2016/wordml/cid" xmlns:w16="http://schemas.microsoft.com/office/word/2018/wordml" xmlns:w16se="http://schemas.microsoft.com/office/word/2015/wordml/symex" xmlns:wpg="http://schemas.microsoft.com/office/word/2010/wordprocessingGroup" xmlns:wpi="http://schemas.microsoft.com/office/word/2010/wordprocessingInk" xmlns:wne="http://schemas.microsoft.com/office/word/2006/wordml" xmlns:wps="http://schemas.microsoft.com/office/word/2010/wordprocessingShape" mc:Ignorable="w14 w15 w16se w16cid w16 w16cex wp14">
+<w:numbering xmlns:wpc="http://schemas.microsoft.com/office/word/2010/wordprocessingCanvas" xmlns:cx="http://schemas.microsoft.com/office/drawing/2014/chartex" xmlns:cx1="http://schemas.microsoft.com/office/drawing/2015/9/8/chartex" xmlns:cx2="http://schemas.microsoft.com/office/drawing/2015/10/21/chartex" xmlns:cx3="http://schemas.microsoft.com/office/drawing/2016/5/9/chartex" xmlns:cx4="http://schemas.microsoft.com/office/drawing/2016/5/10/chartex" xmlns:cx5="http://schemas.microsoft.com/office/drawing/2016/5/11/chartex" xmlns:cx6="http://schemas.microsoft.com/office/drawing/2016/5/12/chartex" xmlns:cx7="http://schemas.microsoft.com/office/drawing/2016/5/13/chartex" xmlns:cx8="http://schemas.microsoft.com/office/drawing/2016/5/14/chartex" xmlns:mc="http://schemas.openxmlformats.org/markup-compatibility/2006" xmlns:aink="http://schemas.microsoft.com/office/drawing/2016/ink" xmlns:am3d="http://schemas.microsoft.com/office/drawing/2017/model3d" xmlns:o="urn:schemas-microsoft-com:office:office" xmlns:oel="http://schemas.microsoft.com/office/2019/extlst" xmlns:r="http://schemas.openxmlformats.org/officeDocument/2006/relationships" xmlns:m="http://schemas.openxmlformats.org/officeDocument/2006/math" xmlns:v="urn:schemas-microsoft-com:vml" xmlns:wp14="http://schemas.microsoft.com/office/word/2010/wordprocessingDrawing" xmlns:wp="http://schemas.openxmlformats.org/drawingml/2006/wordprocessingDrawing" xmlns:w10="urn:schemas-microsoft-com:office:word" xmlns:w="http://schemas.openxmlformats.org/wordprocessingml/2006/main" xmlns:w14="http://schemas.microsoft.com/office/word/2010/wordml" xmlns:w15="http://schemas.microsoft.com/office/word/2012/wordml" xmlns:w16cex="http://schemas.microsoft.com/office/word/2018/wordml/cex" xmlns:w16cid="http://schemas.microsoft.com/office/word/2016/wordml/cid" xmlns:w16="http://schemas.microsoft.com/office/word/2018/wordml" xmlns:w16du="http://schemas.microsoft.com/office/word/2023/wordml/word16du" xmlns:w16sdtdh="http://schemas.microsoft.com/office/word/2020/wordml/sdtdatahash" xmlns:w16sdtfl="http://schemas.microsoft.com/office/word/2024/wordml/sdtformatlock" xmlns:w16se="http://schemas.microsoft.com/office/word/2015/wordml/symex" xmlns:wpg="http://schemas.microsoft.com/office/word/2010/wordprocessingGroup" xmlns:wpi="http://schemas.microsoft.com/office/word/2010/wordprocessingInk" xmlns:wne="http://schemas.microsoft.com/office/word/2006/wordml" xmlns:wps="http://schemas.microsoft.com/office/word/2010/wordprocessingShape" mc:Ignorable="w14 w15 w16se w16cid w16 w16cex w16sdtdh w16sdtfl w16du wp14">
   <w:abstractNum w:abstractNumId="0" w15:restartNumberingAfterBreak="0">
     <w:nsid w:val="07F901FA"/>
     <w:multiLevelType w:val="multilevel"/>
@@ -4463,29 +4820,29 @@
       </w:pPr>
     </w:lvl>
   </w:abstractNum>
-  <w:num w:numId="1">
+  <w:num w:numId="1" w16cid:durableId="266013241">
     <w:abstractNumId w:val="1"/>
   </w:num>
-  <w:num w:numId="2">
+  <w:num w:numId="2" w16cid:durableId="947473457">
     <w:abstractNumId w:val="0"/>
   </w:num>
-  <w:num w:numId="3">
+  <w:num w:numId="3" w16cid:durableId="1070882967">
     <w:abstractNumId w:val="2"/>
   </w:num>
-  <w:num w:numId="4">
+  <w:num w:numId="4" w16cid:durableId="2044674006">
     <w:abstractNumId w:val="4"/>
   </w:num>
-  <w:num w:numId="5">
+  <w:num w:numId="5" w16cid:durableId="1917543712">
     <w:abstractNumId w:val="5"/>
   </w:num>
-  <w:num w:numId="6">
+  <w:num w:numId="6" w16cid:durableId="2025592651">
     <w:abstractNumId w:val="3"/>
   </w:num>
 </w:numbering>
 </file>
 
 <file path=word/styles.xml><?xml version="1.0" encoding="utf-8"?>
-<w:styles xmlns:mc="http://schemas.openxmlformats.org/markup-compatibility/2006" xmlns:r="http://schemas.openxmlformats.org/officeDocument/2006/relationships" xmlns:w="http://schemas.openxmlformats.org/wordprocessingml/2006/main" xmlns:w14="http://schemas.microsoft.com/office/word/2010/wordml" xmlns:w15="http://schemas.microsoft.com/office/word/2012/wordml" xmlns:w16cex="http://schemas.microsoft.com/office/word/2018/wordml/cex" xmlns:w16cid="http://schemas.microsoft.com/office/word/2016/wordml/cid" xmlns:w16="http://schemas.microsoft.com/office/word/2018/wordml" xmlns:w16se="http://schemas.microsoft.com/office/word/2015/wordml/symex" mc:Ignorable="w14 w15 w16se w16cid w16 w16cex">
+<w:styles xmlns:mc="http://schemas.openxmlformats.org/markup-compatibility/2006" xmlns:r="http://schemas.openxmlformats.org/officeDocument/2006/relationships" xmlns:w="http://schemas.openxmlformats.org/wordprocessingml/2006/main" xmlns:w14="http://schemas.microsoft.com/office/word/2010/wordml" xmlns:w15="http://schemas.microsoft.com/office/word/2012/wordml" xmlns:w16cex="http://schemas.microsoft.com/office/word/2018/wordml/cex" xmlns:w16cid="http://schemas.microsoft.com/office/word/2016/wordml/cid" xmlns:w16="http://schemas.microsoft.com/office/word/2018/wordml" xmlns:w16du="http://schemas.microsoft.com/office/word/2023/wordml/word16du" xmlns:w16sdtdh="http://schemas.microsoft.com/office/word/2020/wordml/sdtdatahash" xmlns:w16sdtfl="http://schemas.microsoft.com/office/word/2024/wordml/sdtformatlock" xmlns:w16se="http://schemas.microsoft.com/office/word/2015/wordml/symex" mc:Ignorable="w14 w15 w16se w16cid w16 w16cex w16sdtdh w16sdtfl w16du">
   <w:docDefaults>
     <w:rPrDefault>
       <w:rPr>
@@ -5163,7 +5520,7 @@
     <w:basedOn w:val="Normal"/>
     <w:pPr>
       <w:spacing w:line="1" w:lineRule="atLeast"/>
-      <w:ind w:leftChars="-1" w:left="284" w:hangingChars="1"/>
+      <w:ind w:leftChars="-1" w:left="284" w:hangingChars="1" w:hanging="1"/>
       <w:textDirection w:val="btLr"/>
       <w:textAlignment w:val="top"/>
       <w:outlineLvl w:val="0"/>
@@ -5228,9 +5585,7 @@
       <w:tblStyleRowBandSize w:val="1"/>
       <w:tblStyleColBandSize w:val="1"/>
       <w:tblCellMar>
-        <w:top w:w="0" w:type="dxa"/>
         <w:left w:w="70" w:type="dxa"/>
-        <w:bottom w:w="0" w:type="dxa"/>
         <w:right w:w="70" w:type="dxa"/>
       </w:tblCellMar>
     </w:tblPr>
@@ -5241,9 +5596,7 @@
       <w:tblStyleRowBandSize w:val="1"/>
       <w:tblStyleColBandSize w:val="1"/>
       <w:tblCellMar>
-        <w:top w:w="0" w:type="dxa"/>
         <w:left w:w="70" w:type="dxa"/>
-        <w:bottom w:w="0" w:type="dxa"/>
         <w:right w:w="70" w:type="dxa"/>
       </w:tblCellMar>
     </w:tblPr>
@@ -5254,9 +5607,7 @@
       <w:tblStyleRowBandSize w:val="1"/>
       <w:tblStyleColBandSize w:val="1"/>
       <w:tblCellMar>
-        <w:top w:w="0" w:type="dxa"/>
         <w:left w:w="70" w:type="dxa"/>
-        <w:bottom w:w="0" w:type="dxa"/>
         <w:right w:w="70" w:type="dxa"/>
       </w:tblCellMar>
     </w:tblPr>
@@ -5267,9 +5618,7 @@
       <w:tblStyleRowBandSize w:val="1"/>
       <w:tblStyleColBandSize w:val="1"/>
       <w:tblCellMar>
-        <w:top w:w="0" w:type="dxa"/>
         <w:left w:w="70" w:type="dxa"/>
-        <w:bottom w:w="0" w:type="dxa"/>
         <w:right w:w="70" w:type="dxa"/>
       </w:tblCellMar>
     </w:tblPr>
@@ -5280,9 +5629,7 @@
       <w:tblStyleRowBandSize w:val="1"/>
       <w:tblStyleColBandSize w:val="1"/>
       <w:tblCellMar>
-        <w:top w:w="0" w:type="dxa"/>
         <w:left w:w="70" w:type="dxa"/>
-        <w:bottom w:w="0" w:type="dxa"/>
         <w:right w:w="70" w:type="dxa"/>
       </w:tblCellMar>
     </w:tblPr>
@@ -5293,9 +5640,7 @@
       <w:tblStyleRowBandSize w:val="1"/>
       <w:tblStyleColBandSize w:val="1"/>
       <w:tblCellMar>
-        <w:top w:w="0" w:type="dxa"/>
         <w:left w:w="70" w:type="dxa"/>
-        <w:bottom w:w="0" w:type="dxa"/>
         <w:right w:w="70" w:type="dxa"/>
       </w:tblCellMar>
     </w:tblPr>
@@ -5306,9 +5651,7 @@
       <w:tblStyleRowBandSize w:val="1"/>
       <w:tblStyleColBandSize w:val="1"/>
       <w:tblCellMar>
-        <w:top w:w="0" w:type="dxa"/>
         <w:left w:w="108" w:type="dxa"/>
-        <w:bottom w:w="0" w:type="dxa"/>
         <w:right w:w="108" w:type="dxa"/>
       </w:tblCellMar>
     </w:tblPr>
